--- a/Fixed.docx
+++ b/Fixed.docx
@@ -10,7 +10,7 @@
         <w:t xml:space="preserve">Fixed</w:t>
       </w:r>
     </w:p>
-    <w:bookmarkStart w:id="108" w:name="vasic-digital-tmux--closed-items-tracker"/>
+    <w:bookmarkStart w:id="111" w:name="vasic-digital-tmux--closed-items-tracker"/>
     <w:p>
       <w:pPr>
         <w:pStyle w:val="Heading1"/>
@@ -57746,7 +57746,7 @@
     </w:p>
     <w:bookmarkEnd w:id="102"/>
     <w:bookmarkEnd w:id="103"/>
-    <w:bookmarkStart w:id="107" w:name="X64b76b8ba7b446d5bb1ef9099c18c738c187403"/>
+    <w:bookmarkStart w:id="110" w:name="X64b76b8ba7b446d5bb1ef9099c18c738c187403"/>
     <w:p>
       <w:pPr>
         <w:pStyle w:val="Heading2"/>
@@ -61402,8 +61402,2223 @@
       </w:r>
     </w:p>
     <w:bookmarkEnd w:id="106"/>
+    <w:bookmarkStart w:id="107" w:name="X97accb7f8efa998656d2db7148eabe1779d24cd"/>
+    <w:p>
+      <w:pPr>
+        <w:pStyle w:val="Heading3"/>
+      </w:pPr>
+      <w:r>
+        <w:t xml:space="preserve">I2 WHEEL-COPY-MODE-OVERRIDE-001 — test 17 sub-check T3: the LIVE</w:t>
+      </w:r>
+      <w:r>
+        <w:t xml:space="preserve"> </w:t>
+      </w:r>
+      <w:r>
+        <w:rPr>
+          <w:rStyle w:val="VerbatimChar"/>
+        </w:rPr>
+        <w:t xml:space="preserve">WheelUpPane</w:t>
+      </w:r>
+      <w:r>
+        <w:t xml:space="preserve"> </w:t>
+      </w:r>
+      <w:r>
+        <w:t xml:space="preserve">binding is not the copy-mode override</w:t>
+      </w:r>
+    </w:p>
+    <w:p>
+      <w:pPr>
+        <w:pStyle w:val="FirstParagraph"/>
+      </w:pPr>
+      <w:r>
+        <w:rPr>
+          <w:b/>
+          <w:bCs/>
+        </w:rPr>
+        <w:t xml:space="preserve">Identity note (§11.4.54, 2026-09-29):</w:t>
+      </w:r>
+      <w:r>
+        <w:t xml:space="preserve"> </w:t>
+      </w:r>
+      <w:r>
+        <w:t xml:space="preserve">originally filed as</w:t>
+      </w:r>
+      <w:r>
+        <w:t xml:space="preserve"> </w:t>
+      </w:r>
+      <w:r>
+        <w:rPr>
+          <w:rStyle w:val="VerbatimChar"/>
+        </w:rPr>
+        <w:t xml:space="preserve">I1</w:t>
+      </w:r>
+      <w:r>
+        <w:t xml:space="preserve">. Renumbered to</w:t>
+      </w:r>
+      <w:r>
+        <w:t xml:space="preserve"> </w:t>
+      </w:r>
+      <w:r>
+        <w:rPr>
+          <w:rStyle w:val="VerbatimChar"/>
+        </w:rPr>
+        <w:t xml:space="preserve">I2</w:t>
+      </w:r>
+      <w:r>
+        <w:t xml:space="preserve"> </w:t>
+      </w:r>
+      <w:r>
+        <w:t xml:space="preserve">before closure —</w:t>
+      </w:r>
+      <w:r>
+        <w:t xml:space="preserve"> </w:t>
+      </w:r>
+      <w:r>
+        <w:rPr>
+          <w:rStyle w:val="VerbatimChar"/>
+        </w:rPr>
+        <w:t xml:space="preserve">I1</w:t>
+      </w:r>
+      <w:r>
+        <w:t xml:space="preserve"> </w:t>
+      </w:r>
+      <w:r>
+        <w:t xml:space="preserve">in the</w:t>
+      </w:r>
+      <w:r>
+        <w:t xml:space="preserve"> </w:t>
+      </w:r>
+      <w:r>
+        <w:rPr>
+          <w:rStyle w:val="VerbatimChar"/>
+        </w:rPr>
+        <w:t xml:space="preserve">I</w:t>
+      </w:r>
+      <w:r>
+        <w:t xml:space="preserve">-category was already held by</w:t>
+      </w:r>
+      <w:r>
+        <w:t xml:space="preserve"> </w:t>
+      </w:r>
+      <w:r>
+        <w:rPr>
+          <w:rStyle w:val="VerbatimChar"/>
+        </w:rPr>
+        <w:t xml:space="preserve">TMX-082</w:t>
+      </w:r>
+      <w:r>
+        <w:t xml:space="preserve"> </w:t>
+      </w:r>
+      <w:r>
+        <w:t xml:space="preserve">in</w:t>
+      </w:r>
+      <w:r>
+        <w:t xml:space="preserve"> </w:t>
+      </w:r>
+      <w:r>
+        <w:rPr>
+          <w:rStyle w:val="VerbatimChar"/>
+        </w:rPr>
+        <w:t xml:space="preserve">Fixed.md</w:t>
+      </w:r>
+      <w:r>
+        <w:t xml:space="preserve"> </w:t>
+      </w:r>
+      <w:r>
+        <w:t xml:space="preserve">(a pre-existing, unrelated item), and block codes are category-local,</w:t>
+      </w:r>
+      <w:r>
+        <w:t xml:space="preserve"> </w:t>
+      </w:r>
+      <w:r>
+        <w:t xml:space="preserve">NOT unique across the two trackers. Closing this item under</w:t>
+      </w:r>
+      <w:r>
+        <w:t xml:space="preserve"> </w:t>
+      </w:r>
+      <w:r>
+        <w:rPr>
+          <w:rStyle w:val="VerbatimChar"/>
+        </w:rPr>
+        <w:t xml:space="preserve">I1</w:t>
+      </w:r>
+      <w:r>
+        <w:t xml:space="preserve"> </w:t>
+      </w:r>
+      <w:r>
+        <w:t xml:space="preserve">would have moved</w:t>
+      </w:r>
+      <w:r>
+        <w:t xml:space="preserve"> </w:t>
+      </w:r>
+      <w:r>
+        <w:t xml:space="preserve">its block identity onto that already-occupied</w:t>
+      </w:r>
+      <w:r>
+        <w:t xml:space="preserve"> </w:t>
+      </w:r>
+      <w:r>
+        <w:rPr>
+          <w:rStyle w:val="VerbatimChar"/>
+        </w:rPr>
+        <w:t xml:space="preserve">(Fixed, I, 1)</w:t>
+      </w:r>
+      <w:r>
+        <w:t xml:space="preserve"> </w:t>
+      </w:r>
+      <w:r>
+        <w:t xml:space="preserve">slot — a real</w:t>
+      </w:r>
+      <w:r>
+        <w:t xml:space="preserve"> </w:t>
+      </w:r>
+      <w:r>
+        <w:t xml:space="preserve">two-items-one-block collision, caught by</w:t>
+      </w:r>
+      <w:r>
+        <w:t xml:space="preserve"> </w:t>
+      </w:r>
+      <w:r>
+        <w:rPr>
+          <w:rStyle w:val="VerbatimChar"/>
+        </w:rPr>
+        <w:t xml:space="preserve">checkDestinationBlockIdentityFree</w:t>
+      </w:r>
+      <w:r>
+        <w:t xml:space="preserve">'s</w:t>
+      </w:r>
+      <w:r>
+        <w:t xml:space="preserve"> </w:t>
+      </w:r>
+      <w:r>
+        <w:t xml:space="preserve">§11.4.54 guard (added in commit</w:t>
+      </w:r>
+      <w:r>
+        <w:t xml:space="preserve"> </w:t>
+      </w:r>
+      <w:r>
+        <w:rPr>
+          <w:rStyle w:val="VerbatimChar"/>
+        </w:rPr>
+        <w:t xml:space="preserve">1c8c862</w:t>
+      </w:r>
+      <w:r>
+        <w:t xml:space="preserve">) on a freshly-rebuilt binary, after an</w:t>
+      </w:r>
+      <w:r>
+        <w:t xml:space="preserve"> </w:t>
+      </w:r>
+      <w:r>
+        <w:t xml:space="preserve">earlier close attempt using a stale pre-guard binary (built 2026-09-01, 11h before</w:t>
+      </w:r>
+      <w:r>
+        <w:t xml:space="preserve"> </w:t>
+      </w:r>
+      <w:r>
+        <w:t xml:space="preserve">the guard landed in source) wrote the collision undetected. See</w:t>
+      </w:r>
+      <w:r>
+        <w:t xml:space="preserve"> </w:t>
+      </w:r>
+      <w:r>
+        <w:rPr>
+          <w:rStyle w:val="VerbatimChar"/>
+        </w:rPr>
+        <w:t xml:space="preserve">docs/qa/2026-09-29-tmx-090-closure/closure-evidence.md</w:t>
+      </w:r>
+      <w:r>
+        <w:t xml:space="preserve"> </w:t>
+      </w:r>
+      <w:r>
+        <w:t xml:space="preserve">for the full forensic</w:t>
+      </w:r>
+      <w:r>
+        <w:t xml:space="preserve"> </w:t>
+      </w:r>
+      <w:r>
+        <w:t xml:space="preserve">trail.</w:t>
+      </w:r>
+    </w:p>
+    <w:p>
+      <w:pPr>
+        <w:pStyle w:val="BodyText"/>
+      </w:pPr>
+      <w:r>
+        <w:rPr>
+          <w:b/>
+          <w:bCs/>
+        </w:rPr>
+        <w:t xml:space="preserve">TMX-ID:</w:t>
+      </w:r>
+      <w:r>
+        <w:t xml:space="preserve"> </w:t>
+      </w:r>
+      <w:r>
+        <w:t xml:space="preserve">TMX-090</w:t>
+      </w:r>
+      <w:r>
+        <w:t xml:space="preserve"> </w:t>
+      </w:r>
+      <w:r>
+        <w:rPr>
+          <w:b/>
+          <w:bCs/>
+        </w:rPr>
+        <w:t xml:space="preserve">Type:</w:t>
+      </w:r>
+      <w:r>
+        <w:t xml:space="preserve"> </w:t>
+      </w:r>
+      <w:r>
+        <w:t xml:space="preserve">Bug</w:t>
+      </w:r>
+      <w:r>
+        <w:t xml:space="preserve"> </w:t>
+      </w:r>
+      <w:r>
+        <w:rPr>
+          <w:b/>
+          <w:bCs/>
+        </w:rPr>
+        <w:t xml:space="preserve">Status:</w:t>
+      </w:r>
+      <w:r>
+        <w:t xml:space="preserve"> </w:t>
+      </w:r>
+      <w:r>
+        <w:t xml:space="preserve">Fixed (→ Fixed.md)</w:t>
+      </w:r>
+    </w:p>
+    <w:p>
+      <w:pPr>
+        <w:pStyle w:val="BodyText"/>
+      </w:pPr>
+      <w:r>
+        <w:rPr>
+          <w:b/>
+          <w:bCs/>
+        </w:rPr>
+        <w:t xml:space="preserve">What:</w:t>
+      </w:r>
+      <w:r>
+        <w:t xml:space="preserve"> </w:t>
+      </w:r>
+      <w:r>
+        <w:rPr>
+          <w:rStyle w:val="VerbatimChar"/>
+        </w:rPr>
+        <w:t xml:space="preserve">scripts/tests/17_scrollback_copy_mode.sh</w:t>
+      </w:r>
+      <w:r>
+        <w:t xml:space="preserve"> </w:t>
+      </w:r>
+      <w:r>
+        <w:t xml:space="preserve">sub-check</w:t>
+      </w:r>
+      <w:r>
+        <w:t xml:space="preserve"> </w:t>
+      </w:r>
+      <w:r>
+        <w:rPr>
+          <w:b/>
+          <w:bCs/>
+        </w:rPr>
+        <w:t xml:space="preserve">T3</w:t>
+      </w:r>
+      <w:r>
+        <w:t xml:space="preserve"> </w:t>
+      </w:r>
+      <w:r>
+        <w:t xml:space="preserve">reads the binding actually installed on the LIVE tmux server and requires the returned binding text to mention BOTH</w:t>
+      </w:r>
+      <w:r>
+        <w:t xml:space="preserve"> </w:t>
+      </w:r>
+      <w:r>
+        <w:rPr>
+          <w:rStyle w:val="VerbatimChar"/>
+        </w:rPr>
+        <w:t xml:space="preserve">copy-mode</w:t>
+      </w:r>
+      <w:r>
+        <w:t xml:space="preserve"> </w:t>
+      </w:r>
+      <w:r>
+        <w:t xml:space="preserve">and</w:t>
+      </w:r>
+      <w:r>
+        <w:t xml:space="preserve"> </w:t>
+      </w:r>
+      <w:r>
+        <w:rPr>
+          <w:rStyle w:val="VerbatimChar"/>
+        </w:rPr>
+        <w:t xml:space="preserve">scroll-up</w:t>
+      </w:r>
+      <w:r>
+        <w:t xml:space="preserve">. The project's</w:t>
+      </w:r>
+      <w:r>
+        <w:t xml:space="preserve"> </w:t>
+      </w:r>
+      <w:r>
+        <w:rPr>
+          <w:rStyle w:val="VerbatimChar"/>
+        </w:rPr>
+        <w:t xml:space="preserve">tmux.conf.template</w:t>
+      </w:r>
+      <w:r>
+        <w:t xml:space="preserve"> </w:t>
+      </w:r>
+      <w:r>
+        <w:t xml:space="preserve">deliberately OVERRIDES tmux's default</w:t>
+      </w:r>
+      <w:r>
+        <w:t xml:space="preserve"> </w:t>
+      </w:r>
+      <w:r>
+        <w:rPr>
+          <w:rStyle w:val="VerbatimChar"/>
+        </w:rPr>
+        <w:t xml:space="preserve">WheelUpPane</w:t>
+      </w:r>
+      <w:r>
+        <w:t xml:space="preserve"> </w:t>
+      </w:r>
+      <w:r>
+        <w:t xml:space="preserve">binding: the tmux default consults</w:t>
+      </w:r>
+      <w:r>
+        <w:t xml:space="preserve"> </w:t>
+      </w:r>
+      <w:r>
+        <w:rPr>
+          <w:rStyle w:val="VerbatimChar"/>
+        </w:rPr>
+        <w:t xml:space="preserve">#{mouse_any_flag}</w:t>
+      </w:r>
+      <w:r>
+        <w:t xml:space="preserve"> </w:t>
+      </w:r>
+      <w:r>
+        <w:t xml:space="preserve">and FORWARDS the wheel event to the running application, whereas the override enters copy-mode unconditionally so scrollback works even under mouse-tracking. T3 exists to prove the override is live on the server, not merely present in the config file.</w:t>
+      </w:r>
+    </w:p>
+    <w:p>
+      <w:pPr>
+        <w:pStyle w:val="BodyText"/>
+      </w:pPr>
+      <w:r>
+        <w:rPr>
+          <w:b/>
+          <w:bCs/>
+        </w:rPr>
+        <w:t xml:space="preserve">Originally observed:</w:t>
+      </w:r>
+    </w:p>
+    <w:p>
+      <w:pPr>
+        <w:pStyle w:val="SourceCode"/>
+      </w:pPr>
+      <w:r>
+        <w:rPr>
+          <w:rStyle w:val="VerbatimChar"/>
+        </w:rPr>
+        <w:t xml:space="preserve">FAIL: T3: live WheelUpPane binding is not the copy-mode override</w:t>
+      </w:r>
+    </w:p>
+    <w:p>
+      <w:pPr>
+        <w:pStyle w:val="FirstParagraph"/>
+      </w:pPr>
+      <w:r>
+        <w:rPr>
+          <w:b/>
+          <w:bCs/>
+        </w:rPr>
+        <w:t xml:space="preserve">Root cause (proven, not inferred — matches the tmux 3.7b source directly):</w:t>
+      </w:r>
+      <w:r>
+        <w:t xml:space="preserve"> </w:t>
+      </w:r>
+      <w:r>
+        <w:t xml:space="preserve">tmux 3.7b's</w:t>
+      </w:r>
+      <w:r>
+        <w:t xml:space="preserve"> </w:t>
+      </w:r>
+      <w:r>
+        <w:rPr>
+          <w:rStyle w:val="VerbatimChar"/>
+        </w:rPr>
+        <w:t xml:space="preserve">cmd-list-keys.c</w:t>
+      </w:r>
+      <w:r>
+        <w:t xml:space="preserve"> </w:t>
+      </w:r>
+      <w:r>
+        <w:t xml:space="preserve">print branch is</w:t>
+      </w:r>
+      <w:r>
+        <w:t xml:space="preserve"> </w:t>
+      </w:r>
+      <w:r>
+        <w:rPr>
+          <w:rStyle w:val="VerbatimChar"/>
+        </w:rPr>
+        <w:t xml:space="preserve">if ((single &amp;&amp; tc != NULL) || n == 1)</w:t>
+      </w:r>
+      <w:r>
+        <w:t xml:space="preserve">. The</w:t>
+      </w:r>
+      <w:r>
+        <w:t xml:space="preserve"> </w:t>
+      </w:r>
+      <w:r>
+        <w:rPr>
+          <w:rStyle w:val="VerbatimChar"/>
+        </w:rPr>
+        <w:t xml:space="preserve">|| n == 1</w:t>
+      </w:r>
+      <w:r>
+        <w:t xml:space="preserve"> </w:t>
+      </w:r>
+      <w:r>
+        <w:t xml:space="preserve">arm has NO</w:t>
+      </w:r>
+      <w:r>
+        <w:t xml:space="preserve"> </w:t>
+      </w:r>
+      <w:r>
+        <w:rPr>
+          <w:rStyle w:val="VerbatimChar"/>
+        </w:rPr>
+        <w:t xml:space="preserve">tc != NULL</w:t>
+      </w:r>
+      <w:r>
+        <w:t xml:space="preserve"> </w:t>
+      </w:r>
+      <w:r>
+        <w:t xml:space="preserve">guard, so ANY</w:t>
+      </w:r>
+      <w:r>
+        <w:t xml:space="preserve"> </w:t>
+      </w:r>
+      <w:r>
+        <w:rPr>
+          <w:rStyle w:val="VerbatimChar"/>
+        </w:rPr>
+        <w:t xml:space="preserve">list-keys</w:t>
+      </w:r>
+      <w:r>
+        <w:t xml:space="preserve"> </w:t>
+      </w:r>
+      <w:r>
+        <w:t xml:space="preserve">query matching exactly one row is routed to a nonexistent client's status line and DISCARDED when run from a script (no attached client). The raw single-key query form T3 originally used,</w:t>
+      </w:r>
+      <w:r>
+        <w:t xml:space="preserve"> </w:t>
+      </w:r>
+      <w:r>
+        <w:rPr>
+          <w:rStyle w:val="VerbatimChar"/>
+        </w:rPr>
+        <w:t xml:space="preserve">tmux -L "$S_SOCK" list-keys -T root WheelUpPane</w:t>
+      </w:r>
+      <w:r>
+        <w:t xml:space="preserve">, therefore returned</w:t>
+      </w:r>
+      <w:r>
+        <w:t xml:space="preserve"> </w:t>
+      </w:r>
+      <w:r>
+        <w:rPr>
+          <w:rStyle w:val="VerbatimChar"/>
+        </w:rPr>
+        <w:t xml:space="preserve">rc=0</w:t>
+      </w:r>
+      <w:r>
+        <w:t xml:space="preserve"> </w:t>
+      </w:r>
+      <w:r>
+        <w:t xml:space="preserve">with EMPTY output even though the binding was genuinely present and correct the whole time — a §11.4.201(6) false null, not a missing binding.</w:t>
+      </w:r>
+    </w:p>
+    <w:p>
+      <w:pPr>
+        <w:pStyle w:val="BodyText"/>
+      </w:pPr>
+      <w:r>
+        <w:rPr>
+          <w:b/>
+          <w:bCs/>
+        </w:rPr>
+        <w:t xml:space="preserve">Fix (landed 2026-09-01, commit</w:t>
+      </w:r>
+      <w:r>
+        <w:rPr>
+          <w:b/>
+          <w:bCs/>
+        </w:rPr>
+        <w:t xml:space="preserve"> </w:t>
+      </w:r>
+      <w:r>
+        <w:rPr>
+          <w:rStyle w:val="VerbatimChar"/>
+          <w:b/>
+          <w:bCs/>
+        </w:rPr>
+        <w:t xml:space="preserve">2e4ec22</w:t>
+      </w:r>
+      <w:r>
+        <w:rPr>
+          <w:b/>
+          <w:bCs/>
+        </w:rPr>
+        <w:t xml:space="preserve">):</w:t>
+      </w:r>
+      <w:r>
+        <w:t xml:space="preserve"> </w:t>
+      </w:r>
+      <w:r>
+        <w:rPr>
+          <w:rStyle w:val="VerbatimChar"/>
+        </w:rPr>
+        <w:t xml:space="preserve">scripts/tests/lib/list_key.sh</w:t>
+      </w:r>
+      <w:r>
+        <w:t xml:space="preserve"> </w:t>
+      </w:r>
+      <w:r>
+        <w:t xml:space="preserve">— a version-stable</w:t>
+      </w:r>
+      <w:r>
+        <w:t xml:space="preserve"> </w:t>
+      </w:r>
+      <w:r>
+        <w:rPr>
+          <w:rStyle w:val="VerbatimChar"/>
+        </w:rPr>
+        <w:t xml:space="preserve">tmx_list_key</w:t>
+      </w:r>
+      <w:r>
+        <w:t xml:space="preserve"> </w:t>
+      </w:r>
+      <w:r>
+        <w:t xml:space="preserve">helper that lists the WHOLE key table and field-matches via</w:t>
+      </w:r>
+      <w:r>
+        <w:t xml:space="preserve"> </w:t>
+      </w:r>
+      <w:r>
+        <w:rPr>
+          <w:rStyle w:val="VerbatimChar"/>
+        </w:rPr>
+        <w:t xml:space="preserve">awk</w:t>
+      </w:r>
+      <w:r>
+        <w:t xml:space="preserve">, rather than querying a single key. Wired into 10 call sites across tests 17/44/46/47/48, replacing the raw single-key form. Paired mutation</w:t>
+      </w:r>
+      <w:r>
+        <w:t xml:space="preserve"> </w:t>
+      </w:r>
+      <w:r>
+        <w:rPr>
+          <w:rStyle w:val="VerbatimChar"/>
+        </w:rPr>
+        <w:t xml:space="preserve">M-LIST-KEY-VERSION-STABLE</w:t>
+      </w:r>
+      <w:r>
+        <w:t xml:space="preserve"> </w:t>
+      </w:r>
+      <w:r>
+        <w:t xml:space="preserve">(</w:t>
+      </w:r>
+      <w:r>
+        <w:rPr>
+          <w:rStyle w:val="VerbatimChar"/>
+        </w:rPr>
+        <w:t xml:space="preserve">scripts/tests/meta_test_false_positive_proof.sh</w:t>
+      </w:r>
+      <w:r>
+        <w:t xml:space="preserve">) reverts the helper and asserts test 17's T3 goes FAIL, proving the regression guard is real.</w:t>
+      </w:r>
+    </w:p>
+    <w:p>
+      <w:pPr>
+        <w:pStyle w:val="BodyText"/>
+      </w:pPr>
+      <w:r>
+        <w:rPr>
+          <w:b/>
+          <w:bCs/>
+        </w:rPr>
+        <w:t xml:space="preserve">Tracker-sync gap (the reason this item stayed open after its own fix landed):</w:t>
+      </w:r>
+      <w:r>
+        <w:t xml:space="preserve"> </w:t>
+      </w:r>
+      <w:r>
+        <w:t xml:space="preserve">this Issues.md entry was added by the SAME commit (</w:t>
+      </w:r>
+      <w:r>
+        <w:rPr>
+          <w:rStyle w:val="VerbatimChar"/>
+        </w:rPr>
+        <w:t xml:space="preserve">2e4ec22</w:t>
+      </w:r>
+      <w:r>
+        <w:t xml:space="preserve">) that fixed the root cause, but it documented the investigation's pre-diagnosis state — written before the root cause was found later in that same work session — and was never updated afterward. The live product behaviour has been correct since 2026-09-01; only the tracker entry was stale.</w:t>
+      </w:r>
+    </w:p>
+    <w:p>
+      <w:pPr>
+        <w:pStyle w:val="BodyText"/>
+      </w:pPr>
+      <w:r>
+        <w:rPr>
+          <w:b/>
+          <w:bCs/>
+        </w:rPr>
+        <w:t xml:space="preserve">Independent re-verification performed 2026-09-29, on freshly-built binaries (two separate rebuilds via</w:t>
+      </w:r>
+      <w:r>
+        <w:rPr>
+          <w:b/>
+          <w:bCs/>
+        </w:rPr>
+        <w:t xml:space="preserve"> </w:t>
+      </w:r>
+      <w:r>
+        <w:rPr>
+          <w:rStyle w:val="VerbatimChar"/>
+          <w:b/>
+          <w:bCs/>
+        </w:rPr>
+        <w:t xml:space="preserve">bash scripts/setup.sh --rebuild</w:t>
+      </w:r>
+      <w:r>
+        <w:rPr>
+          <w:b/>
+          <w:bCs/>
+        </w:rPr>
+        <w:t xml:space="preserve">):</w:t>
+      </w:r>
+    </w:p>
+    <w:p>
+      <w:pPr>
+        <w:pStyle w:val="Compact"/>
+        <w:numPr>
+          <w:ilvl w:val="0"/>
+          <w:numId w:val="1166"/>
+        </w:numPr>
+      </w:pPr>
+      <w:r>
+        <w:t xml:space="preserve">Standalone run of</w:t>
+      </w:r>
+      <w:r>
+        <w:t xml:space="preserve"> </w:t>
+      </w:r>
+      <w:r>
+        <w:rPr>
+          <w:rStyle w:val="VerbatimChar"/>
+        </w:rPr>
+        <w:t xml:space="preserve">scripts/tests/17_scrollback_copy_mode.sh</w:t>
+      </w:r>
+      <w:r>
+        <w:t xml:space="preserve">:</w:t>
+      </w:r>
+      <w:r>
+        <w:t xml:space="preserve"> </w:t>
+      </w:r>
+      <w:r>
+        <w:rPr>
+          <w:rStyle w:val="VerbatimChar"/>
+        </w:rPr>
+        <w:t xml:space="preserve">PASS=13 FAIL=0 SKIP=0</w:t>
+      </w:r>
+      <w:r>
+        <w:t xml:space="preserve">,</w:t>
+      </w:r>
+      <w:r>
+        <w:t xml:space="preserve"> </w:t>
+      </w:r>
+      <w:r>
+        <w:rPr>
+          <w:rStyle w:val="VerbatimChar"/>
+        </w:rPr>
+        <w:t xml:space="preserve">EXIT=0</w:t>
+      </w:r>
+      <w:r>
+        <w:t xml:space="preserve">, including explicit</w:t>
+      </w:r>
+      <w:r>
+        <w:t xml:space="preserve"> </w:t>
+      </w:r>
+      <w:r>
+        <w:rPr>
+          <w:rStyle w:val="VerbatimChar"/>
+        </w:rPr>
+        <w:t xml:space="preserve">PASS: T3: live WheelUpPane binding drives copy-mode scroll-up (override active, not tmux default)</w:t>
+      </w:r>
+      <w:r>
+        <w:t xml:space="preserve">. Reproduced identically inside the full</w:t>
+      </w:r>
+      <w:r>
+        <w:t xml:space="preserve"> </w:t>
+      </w:r>
+      <w:r>
+        <w:rPr>
+          <w:rStyle w:val="VerbatimChar"/>
+        </w:rPr>
+        <w:t xml:space="preserve">setup.sh</w:t>
+      </w:r>
+      <w:r>
+        <w:t xml:space="preserve"> </w:t>
+      </w:r>
+      <w:r>
+        <w:t xml:space="preserve">verification-gate run.</w:t>
+      </w:r>
+    </w:p>
+    <w:p>
+      <w:pPr>
+        <w:pStyle w:val="Compact"/>
+        <w:numPr>
+          <w:ilvl w:val="0"/>
+          <w:numId w:val="1166"/>
+        </w:numPr>
+      </w:pPr>
+      <w:r>
+        <w:t xml:space="preserve">The raw single-key form was independently re-queried live and reproduced the documented tmux 3.7b quirk exactly (</w:t>
+      </w:r>
+      <w:r>
+        <w:rPr>
+          <w:rStyle w:val="VerbatimChar"/>
+        </w:rPr>
+        <w:t xml:space="preserve">rc=0</w:t>
+      </w:r>
+      <w:r>
+        <w:t xml:space="preserve">, empty output); the full</w:t>
+      </w:r>
+      <w:r>
+        <w:t xml:space="preserve"> </w:t>
+      </w:r>
+      <w:r>
+        <w:rPr>
+          <w:rStyle w:val="VerbatimChar"/>
+        </w:rPr>
+        <w:t xml:space="preserve">list-keys -T root</w:t>
+      </w:r>
+      <w:r>
+        <w:t xml:space="preserve"> </w:t>
+      </w:r>
+      <w:r>
+        <w:t xml:space="preserve">table (27 rows) shows</w:t>
+      </w:r>
+      <w:r>
+        <w:t xml:space="preserve"> </w:t>
+      </w:r>
+      <w:r>
+        <w:rPr>
+          <w:rStyle w:val="VerbatimChar"/>
+        </w:rPr>
+        <w:t xml:space="preserve">WheelUpPane</w:t>
+      </w:r>
+      <w:r>
+        <w:t xml:space="preserve"> </w:t>
+      </w:r>
+      <w:r>
+        <w:t xml:space="preserve">present exactly once, correctly formed, matching</w:t>
+      </w:r>
+      <w:r>
+        <w:t xml:space="preserve"> </w:t>
+      </w:r>
+      <w:r>
+        <w:rPr>
+          <w:rStyle w:val="VerbatimChar"/>
+        </w:rPr>
+        <w:t xml:space="preserve">scripts/tmux.conf.template:81</w:t>
+      </w:r>
+      <w:r>
+        <w:t xml:space="preserve"> </w:t>
+      </w:r>
+      <w:r>
+        <w:t xml:space="preserve">verbatim — no double-binding, no stale config.</w:t>
+      </w:r>
+    </w:p>
+    <w:p>
+      <w:pPr>
+        <w:pStyle w:val="Compact"/>
+        <w:numPr>
+          <w:ilvl w:val="0"/>
+          <w:numId w:val="1166"/>
+        </w:numPr>
+      </w:pPr>
+      <w:r>
+        <w:t xml:space="preserve">Sibling check</w:t>
+      </w:r>
+      <w:r>
+        <w:t xml:space="preserve"> </w:t>
+      </w:r>
+      <w:r>
+        <w:rPr>
+          <w:rStyle w:val="VerbatimChar"/>
+        </w:rPr>
+        <w:t xml:space="preserve">scripts/tests/47_alt_screen_scroll.sh</w:t>
+      </w:r>
+      <w:r>
+        <w:t xml:space="preserve"> </w:t>
+      </w:r>
+      <w:r>
+        <w:t xml:space="preserve">(identical</w:t>
+      </w:r>
+      <w:r>
+        <w:t xml:space="preserve"> </w:t>
+      </w:r>
+      <w:r>
+        <w:rPr>
+          <w:rStyle w:val="VerbatimChar"/>
+        </w:rPr>
+        <w:t xml:space="preserve">tmx_list_key</w:t>
+      </w:r>
+      <w:r>
+        <w:t xml:space="preserve"> </w:t>
+      </w:r>
+      <w:r>
+        <w:t xml:space="preserve">mechanism, its own T6): run twice, deterministic</w:t>
+      </w:r>
+      <w:r>
+        <w:t xml:space="preserve"> </w:t>
+      </w:r>
+      <w:r>
+        <w:rPr>
+          <w:rStyle w:val="VerbatimChar"/>
+        </w:rPr>
+        <w:t xml:space="preserve">PASS=8 FAIL=0 SKIP=0</w:t>
+      </w:r>
+      <w:r>
+        <w:t xml:space="preserve"> </w:t>
+      </w:r>
+      <w:r>
+        <w:t xml:space="preserve">both times, including</w:t>
+      </w:r>
+      <w:r>
+        <w:t xml:space="preserve"> </w:t>
+      </w:r>
+      <w:r>
+        <w:rPr>
+          <w:rStyle w:val="VerbatimChar"/>
+        </w:rPr>
+        <w:t xml:space="preserve">PASS: T6: live WheelUpPane binding overrides tmux default — drives copy-mode unconditionally even under mouse-tracking</w:t>
+      </w:r>
+      <w:r>
+        <w:t xml:space="preserve">.</w:t>
+      </w:r>
+    </w:p>
+    <w:p>
+      <w:pPr>
+        <w:pStyle w:val="Compact"/>
+        <w:numPr>
+          <w:ilvl w:val="0"/>
+          <w:numId w:val="1166"/>
+        </w:numPr>
+      </w:pPr>
+      <w:r>
+        <w:t xml:space="preserve">Static trace confirmed the config mechanism is unchanged and clean: the binding was introduced once in commit</w:t>
+      </w:r>
+      <w:r>
+        <w:t xml:space="preserve"> </w:t>
+      </w:r>
+      <w:r>
+        <w:rPr>
+          <w:rStyle w:val="VerbatimChar"/>
+        </w:rPr>
+        <w:t xml:space="preserve">d0825e1c7</w:t>
+      </w:r>
+      <w:r>
+        <w:t xml:space="preserve"> </w:t>
+      </w:r>
+      <w:r>
+        <w:t xml:space="preserve">(2026-05-21) and never modified since;</w:t>
+      </w:r>
+      <w:r>
+        <w:t xml:space="preserve"> </w:t>
+      </w:r>
+      <w:r>
+        <w:rPr>
+          <w:rStyle w:val="VerbatimChar"/>
+        </w:rPr>
+        <w:t xml:space="preserve">tmx</w:t>
+      </w:r>
+      <w:r>
+        <w:t xml:space="preserve"> </w:t>
+      </w:r>
+      <w:r>
+        <w:t xml:space="preserve">(Linux and Darwin) loads the exact tracked template file directly on every</w:t>
+      </w:r>
+      <w:r>
+        <w:t xml:space="preserve"> </w:t>
+      </w:r>
+      <w:r>
+        <w:rPr>
+          <w:rStyle w:val="VerbatimChar"/>
+        </w:rPr>
+        <w:t xml:space="preserve">new</w:t>
+      </w:r>
+      <w:r>
+        <w:t xml:space="preserve">/</w:t>
+      </w:r>
+      <w:r>
+        <w:rPr>
+          <w:rStyle w:val="VerbatimChar"/>
+        </w:rPr>
+        <w:t xml:space="preserve">attach</w:t>
+      </w:r>
+      <w:r>
+        <w:t xml:space="preserve">/</w:t>
+      </w:r>
+      <w:r>
+        <w:rPr>
+          <w:rStyle w:val="VerbatimChar"/>
+        </w:rPr>
+        <w:t xml:space="preserve">reload</w:t>
+      </w:r>
+      <w:r>
+        <w:t xml:space="preserve">, no templating or OS-conditional exclusion touches this line; syntax confirmed valid for the pinned tmux 3.7b by both the shipped man page and tmux's own compiled-in default</w:t>
+      </w:r>
+      <w:r>
+        <w:t xml:space="preserve"> </w:t>
+      </w:r>
+      <w:r>
+        <w:rPr>
+          <w:rStyle w:val="VerbatimChar"/>
+        </w:rPr>
+        <w:t xml:space="preserve">WheelUpPane</w:t>
+      </w:r>
+      <w:r>
+        <w:t xml:space="preserve"> </w:t>
+      </w:r>
+      <w:r>
+        <w:t xml:space="preserve">binding using the identical grammar form.</w:t>
+      </w:r>
+    </w:p>
+    <w:p>
+      <w:pPr>
+        <w:pStyle w:val="Compact"/>
+        <w:numPr>
+          <w:ilvl w:val="0"/>
+          <w:numId w:val="1166"/>
+        </w:numPr>
+      </w:pPr>
+      <w:r>
+        <w:t xml:space="preserve">A structural diff of test 17 vs test 47 (both use the identical session-creation code path, identical config, identical helper) found no material difference that would explain a persistent divergence — consistent with the "stale tracker, not a live defect" finding.</w:t>
+      </w:r>
+    </w:p>
+    <w:p>
+      <w:pPr>
+        <w:pStyle w:val="FirstParagraph"/>
+      </w:pPr>
+      <w:r>
+        <w:t xml:space="preserve">Full forensic trail:</w:t>
+      </w:r>
+      <w:r>
+        <w:t xml:space="preserve"> </w:t>
+      </w:r>
+      <w:r>
+        <w:rPr>
+          <w:rStyle w:val="VerbatimChar"/>
+        </w:rPr>
+        <w:t xml:space="preserve">docs/qa/2026-09-29-tmx-090-closure/closure-evidence.md</w:t>
+      </w:r>
+      <w:r>
+        <w:t xml:space="preserve">.</w:t>
+      </w:r>
+    </w:p>
+    <w:p>
+      <w:pPr>
+        <w:pStyle w:val="BodyText"/>
+      </w:pPr>
+      <w:r>
+        <w:rPr>
+          <w:b/>
+          <w:bCs/>
+        </w:rPr>
+        <w:t xml:space="preserve">Relationship to other items:</w:t>
+      </w:r>
+      <w:r>
+        <w:t xml:space="preserve"> </w:t>
+      </w:r>
+      <w:r>
+        <w:t xml:space="preserve">DISTINCT from TMX-080 / TMX-081 (§H1 / §H2) — those are timing/settle races around</w:t>
+      </w:r>
+      <w:r>
+        <w:t xml:space="preserve"> </w:t>
+      </w:r>
+      <w:r>
+        <w:rPr>
+          <w:rStyle w:val="VerbatimChar"/>
+        </w:rPr>
+        <w:t xml:space="preserve">#{pane_current_path}</w:t>
+      </w:r>
+      <w:r>
+        <w:t xml:space="preserve"> </w:t>
+      </w:r>
+      <w:r>
+        <w:t xml:space="preserve">and cgroup throttle windows. This one was a key-binding-readback query defect (in the test's query mechanism, not the product), now fixed and re-verified.</w:t>
+      </w:r>
+    </w:p>
+    <w:p>
+      <w:pPr>
+        <w:pStyle w:val="BodyText"/>
+      </w:pPr>
+      <w:r>
+        <w:rPr>
+          <w:b/>
+          <w:bCs/>
+        </w:rPr>
+        <w:t xml:space="preserve">Note on a sibling check (not asserted as the same defect):</w:t>
+      </w:r>
+      <w:r>
+        <w:t xml:space="preserve"> </w:t>
+      </w:r>
+      <w:r>
+        <w:rPr>
+          <w:rStyle w:val="VerbatimChar"/>
+        </w:rPr>
+        <w:t xml:space="preserve">scripts/tests/47_alt_screen_scroll.sh</w:t>
+      </w:r>
+      <w:r>
+        <w:t xml:space="preserve"> </w:t>
+      </w:r>
+      <w:r>
+        <w:rPr>
+          <w:b/>
+          <w:bCs/>
+        </w:rPr>
+        <w:t xml:space="preserve">T6</w:t>
+      </w:r>
+      <w:r>
+        <w:t xml:space="preserve"> </w:t>
+      </w:r>
+      <w:r>
+        <w:t xml:space="preserve">asserts a related live-</w:t>
+      </w:r>
+      <w:r>
+        <w:rPr>
+          <w:rStyle w:val="VerbatimChar"/>
+        </w:rPr>
+        <w:t xml:space="preserve">WheelUpPane</w:t>
+      </w:r>
+      <w:r>
+        <w:t xml:space="preserve">-override property. Whether T6 currently passes or fails on this tree has NOT been measured this cycle and is NOT claimed either way.</w:t>
+      </w:r>
+    </w:p>
+    <w:p>
+      <w:pPr>
+        <w:pStyle w:val="BodyText"/>
+      </w:pPr>
+      <w:r>
+        <w:rPr>
+          <w:b/>
+          <w:bCs/>
+        </w:rPr>
+        <w:t xml:space="preserve">Fix direction:</w:t>
+      </w:r>
+      <w:r>
+        <w:t xml:space="preserve"> </w:t>
+      </w:r>
+      <w:r>
+        <w:t xml:space="preserve">none proposed. Per §11.4.102 the systematic-debugging arc (reproduce → characterise → falsifiable hypothesis → fix against the PROVEN cause) must complete before any fix is written; proposing a direction now would be the guess-and-retry pattern that clause exists to prevent.</w:t>
+      </w:r>
+    </w:p>
     <w:bookmarkEnd w:id="107"/>
+    <w:bookmarkStart w:id="108" w:name="X23c3c56f5afe7e45aa8ccb336b39b2469784c34"/>
+    <w:p>
+      <w:pPr>
+        <w:pStyle w:val="Heading3"/>
+      </w:pPr>
+      <w:r>
+        <w:t xml:space="preserve">A57. RUNALL-NATIVE-RESOLVE-001 — standalone run_all.sh mis-resolves the binary on native macOS</w:t>
+      </w:r>
+    </w:p>
+    <w:p>
+      <w:pPr>
+        <w:pStyle w:val="FirstParagraph"/>
+      </w:pPr>
+      <w:r>
+        <w:rPr>
+          <w:b/>
+          <w:bCs/>
+        </w:rPr>
+        <w:t xml:space="preserve">Identity note (§11.4.54, 2026-09-29):</w:t>
+      </w:r>
+      <w:r>
+        <w:t xml:space="preserve"> </w:t>
+      </w:r>
+      <w:r>
+        <w:t xml:space="preserve">originally filed under block code</w:t>
+      </w:r>
+      <w:r>
+        <w:t xml:space="preserve"> </w:t>
+      </w:r>
+      <w:r>
+        <w:rPr>
+          <w:rStyle w:val="VerbatimChar"/>
+        </w:rPr>
+        <w:t xml:space="preserve">A2</w:t>
+      </w:r>
+      <w:r>
+        <w:t xml:space="preserve"> </w:t>
+      </w:r>
+      <w:r>
+        <w:t xml:space="preserve">with no</w:t>
+      </w:r>
+      <w:r>
+        <w:t xml:space="preserve"> </w:t>
+      </w:r>
+      <w:r>
+        <w:rPr>
+          <w:rStyle w:val="VerbatimChar"/>
+        </w:rPr>
+        <w:t xml:space="preserve">**TMX-ID:**</w:t>
+      </w:r>
+      <w:r>
+        <w:t xml:space="preserve"> </w:t>
+      </w:r>
+      <w:r>
+        <w:t xml:space="preserve">line at all — status already read</w:t>
+      </w:r>
+      <w:r>
+        <w:t xml:space="preserve"> </w:t>
+      </w:r>
+      <w:r>
+        <w:rPr>
+          <w:rStyle w:val="VerbatimChar"/>
+        </w:rPr>
+        <w:t xml:space="preserve">Fixed (→ Fixed.md)</w:t>
+      </w:r>
+      <w:r>
+        <w:t xml:space="preserve"> </w:t>
+      </w:r>
+      <w:r>
+        <w:t xml:space="preserve">but</w:t>
+      </w:r>
+      <w:r>
+        <w:t xml:space="preserve"> </w:t>
+      </w:r>
+      <w:r>
+        <w:t xml:space="preserve">the item was never actually migrated (current_location stayed</w:t>
+      </w:r>
+      <w:r>
+        <w:t xml:space="preserve"> </w:t>
+      </w:r>
+      <w:r>
+        <w:rPr>
+          <w:rStyle w:val="VerbatimChar"/>
+        </w:rPr>
+        <w:t xml:space="preserve">Issues</w:t>
+      </w:r>
+      <w:r>
+        <w:t xml:space="preserve"> </w:t>
+      </w:r>
+      <w:r>
+        <w:t xml:space="preserve">in the</w:t>
+      </w:r>
+      <w:r>
+        <w:t xml:space="preserve"> </w:t>
+      </w:r>
+      <w:r>
+        <w:t xml:space="preserve">SSoT DB, where the row already existed as</w:t>
+      </w:r>
+      <w:r>
+        <w:t xml:space="preserve"> </w:t>
+      </w:r>
+      <w:r>
+        <w:rPr>
+          <w:rStyle w:val="VerbatimChar"/>
+        </w:rPr>
+        <w:t xml:space="preserve">TMX-091</w:t>
+      </w:r>
+      <w:r>
+        <w:t xml:space="preserve"> </w:t>
+      </w:r>
+      <w:r>
+        <w:t xml:space="preserve">with</w:t>
+      </w:r>
+      <w:r>
+        <w:t xml:space="preserve"> </w:t>
+      </w:r>
+      <w:r>
+        <w:rPr>
+          <w:rStyle w:val="VerbatimChar"/>
+        </w:rPr>
+        <w:t xml:space="preserve">status=Completed</w:t>
+      </w:r>
+      <w:r>
+        <w:t xml:space="preserve">).</w:t>
+      </w:r>
+      <w:r>
+        <w:t xml:space="preserve"> </w:t>
+      </w:r>
+      <w:r>
+        <w:t xml:space="preserve">Renumbered</w:t>
+      </w:r>
+      <w:r>
+        <w:t xml:space="preserve"> </w:t>
+      </w:r>
+      <w:r>
+        <w:rPr>
+          <w:rStyle w:val="VerbatimChar"/>
+        </w:rPr>
+        <w:t xml:space="preserve">A2</w:t>
+      </w:r>
+      <w:r>
+        <w:t xml:space="preserve"> </w:t>
+      </w:r>
+      <w:r>
+        <w:t xml:space="preserve">→</w:t>
+      </w:r>
+      <w:r>
+        <w:t xml:space="preserve"> </w:t>
+      </w:r>
+      <w:r>
+        <w:rPr>
+          <w:rStyle w:val="VerbatimChar"/>
+        </w:rPr>
+        <w:t xml:space="preserve">A57</w:t>
+      </w:r>
+      <w:r>
+        <w:t xml:space="preserve"> </w:t>
+      </w:r>
+      <w:r>
+        <w:t xml:space="preserve">(the next free</w:t>
+      </w:r>
+      <w:r>
+        <w:t xml:space="preserve"> </w:t>
+      </w:r>
+      <w:r>
+        <w:rPr>
+          <w:rStyle w:val="VerbatimChar"/>
+        </w:rPr>
+        <w:t xml:space="preserve">A</w:t>
+      </w:r>
+      <w:r>
+        <w:t xml:space="preserve">-category ordinal) before closure:</w:t>
+      </w:r>
+      <w:r>
+        <w:t xml:space="preserve"> </w:t>
+      </w:r>
+      <w:r>
+        <w:rPr>
+          <w:rStyle w:val="VerbatimChar"/>
+        </w:rPr>
+        <w:t xml:space="preserve">A2</w:t>
+      </w:r>
+      <w:r>
+        <w:t xml:space="preserve"> </w:t>
+      </w:r>
+      <w:r>
+        <w:t xml:space="preserve">in Fixed.md was already held by the unrelated</w:t>
+      </w:r>
+      <w:r>
+        <w:t xml:space="preserve"> </w:t>
+      </w:r>
+      <w:r>
+        <w:rPr>
+          <w:rStyle w:val="VerbatimChar"/>
+        </w:rPr>
+        <w:t xml:space="preserve">TMX-036</w:t>
+      </w:r>
+      <w:r>
+        <w:t xml:space="preserve"> </w:t>
+      </w:r>
+      <w:r>
+        <w:t xml:space="preserve">("Audit cycle</w:t>
+      </w:r>
+      <w:r>
+        <w:t xml:space="preserve"> </w:t>
+      </w:r>
+      <w:r>
+        <w:t xml:space="preserve">2026-05-13 — tmux submodule pin-drift caught"), and block codes are</w:t>
+      </w:r>
+      <w:r>
+        <w:t xml:space="preserve"> </w:t>
+      </w:r>
+      <w:r>
+        <w:t xml:space="preserve">category-local, NOT unique across the two trackers, so closing under</w:t>
+      </w:r>
+      <w:r>
+        <w:t xml:space="preserve"> </w:t>
+      </w:r>
+      <w:r>
+        <w:rPr>
+          <w:rStyle w:val="VerbatimChar"/>
+        </w:rPr>
+        <w:t xml:space="preserve">A2</w:t>
+      </w:r>
+      <w:r>
+        <w:t xml:space="preserve"> </w:t>
+      </w:r>
+      <w:r>
+        <w:t xml:space="preserve">would</w:t>
+      </w:r>
+      <w:r>
+        <w:t xml:space="preserve"> </w:t>
+      </w:r>
+      <w:r>
+        <w:t xml:space="preserve">have collided. See</w:t>
+      </w:r>
+      <w:r>
+        <w:t xml:space="preserve"> </w:t>
+      </w:r>
+      <w:r>
+        <w:rPr>
+          <w:rStyle w:val="VerbatimChar"/>
+        </w:rPr>
+        <w:t xml:space="preserve">docs/qa/2026-09-29-tmx-090-closure/closure-evidence.md</w:t>
+      </w:r>
+      <w:r>
+        <w:t xml:space="preserve"> </w:t>
+      </w:r>
+      <w:r>
+        <w:t xml:space="preserve">for</w:t>
+      </w:r>
+      <w:r>
+        <w:t xml:space="preserve"> </w:t>
+      </w:r>
+      <w:r>
+        <w:t xml:space="preserve">the sibling TMX-090 case this same collision class was first caught on today.</w:t>
+      </w:r>
+    </w:p>
+    <w:p>
+      <w:pPr>
+        <w:pStyle w:val="BodyText"/>
+      </w:pPr>
+      <w:r>
+        <w:rPr>
+          <w:b/>
+          <w:bCs/>
+        </w:rPr>
+        <w:t xml:space="preserve">TMX-ID:</w:t>
+      </w:r>
+      <w:r>
+        <w:t xml:space="preserve"> </w:t>
+      </w:r>
+      <w:r>
+        <w:t xml:space="preserve">TMX-091</w:t>
+      </w:r>
+      <w:r>
+        <w:t xml:space="preserve"> </w:t>
+      </w:r>
+      <w:r>
+        <w:rPr>
+          <w:b/>
+          <w:bCs/>
+        </w:rPr>
+        <w:t xml:space="preserve">Status:</w:t>
+      </w:r>
+      <w:r>
+        <w:t xml:space="preserve"> </w:t>
+      </w:r>
+      <w:r>
+        <w:t xml:space="preserve">Completed (→ Fixed.md)</w:t>
+      </w:r>
+      <w:r>
+        <w:t xml:space="preserve"> </w:t>
+      </w:r>
+      <w:r>
+        <w:rPr>
+          <w:b/>
+          <w:bCs/>
+        </w:rPr>
+        <w:t xml:space="preserve">Type:</w:t>
+      </w:r>
+      <w:r>
+        <w:t xml:space="preserve"> </w:t>
+      </w:r>
+      <w:r>
+        <w:t xml:space="preserve">Task</w:t>
+      </w:r>
+    </w:p>
+    <w:p>
+      <w:pPr>
+        <w:pStyle w:val="BodyText"/>
+      </w:pPr>
+      <w:r>
+        <w:t xml:space="preserve">CLOSED v1.0.27.</w:t>
+      </w:r>
+      <w:r>
+        <w:t xml:space="preserve"> </w:t>
+      </w:r>
+      <w:r>
+        <w:rPr>
+          <w:rStyle w:val="VerbatimChar"/>
+        </w:rPr>
+        <w:t xml:space="preserve">scripts/tests/run_all.sh</w:t>
+      </w:r>
+      <w:r>
+        <w:t xml:space="preserve"> </w:t>
+      </w:r>
+      <w:r>
+        <w:t xml:space="preserve">hardcodes</w:t>
+      </w:r>
+      <w:r>
+        <w:t xml:space="preserve"> </w:t>
+      </w:r>
+      <w:r>
+        <w:rPr>
+          <w:rStyle w:val="VerbatimChar"/>
+        </w:rPr>
+        <w:t xml:space="preserve">TMUX_BIN=tmux/build/bin/tmux</w:t>
+      </w:r>
+      <w:r>
+        <w:t xml:space="preserve"> </w:t>
+      </w:r>
+      <w:r>
+        <w:t xml:space="preserve">(the</w:t>
+      </w:r>
+      <w:r>
+        <w:t xml:space="preserve"> </w:t>
+      </w:r>
+      <w:r>
+        <w:rPr>
+          <w:rStyle w:val="VerbatimChar"/>
+        </w:rPr>
+        <w:t xml:space="preserve">build_containerized.sh</w:t>
+      </w:r>
+      <w:r>
+        <w:t xml:space="preserve"> </w:t>
+      </w:r>
+      <w:r>
+        <w:t xml:space="preserve">output path) and is the containerized-build validator. On</w:t>
+      </w:r>
+      <w:r>
+        <w:t xml:space="preserve"> </w:t>
+      </w:r>
+      <w:r>
+        <w:t xml:space="preserve">native macOS the authoritative validator is</w:t>
+      </w:r>
+      <w:r>
+        <w:t xml:space="preserve"> </w:t>
+      </w:r>
+      <w:r>
+        <w:rPr>
+          <w:rStyle w:val="VerbatimChar"/>
+        </w:rPr>
+        <w:t xml:space="preserve">setup.sh</w:t>
+      </w:r>
+      <w:r>
+        <w:t xml:space="preserve"> </w:t>
+      </w:r>
+      <w:r>
+        <w:t xml:space="preserve">(builds + verifies against</w:t>
+      </w:r>
+      <w:r>
+        <w:t xml:space="preserve"> </w:t>
+      </w:r>
+      <w:r>
+        <w:rPr>
+          <w:rStyle w:val="VerbatimChar"/>
+        </w:rPr>
+        <w:t xml:space="preserve">tmux/build-darwin/</w:t>
+      </w:r>
+      <w:r>
+        <w:t xml:space="preserve">). Invoked standalone on macOS with a stale</w:t>
+      </w:r>
+      <w:r>
+        <w:t xml:space="preserve"> </w:t>
+      </w:r>
+      <w:r>
+        <w:rPr>
+          <w:rStyle w:val="VerbatimChar"/>
+        </w:rPr>
+        <w:t xml:space="preserve">tmux/build/</w:t>
+      </w:r>
+      <w:r>
+        <w:t xml:space="preserve"> </w:t>
+      </w:r>
+      <w:r>
+        <w:t xml:space="preserve">present</w:t>
+      </w:r>
+      <w:r>
+        <w:t xml:space="preserve"> </w:t>
+      </w:r>
+      <w:r>
+        <w:t xml:space="preserve">(a prior Linux containerized build), run_all.sh resolved the wrong-arch binary →</w:t>
+      </w:r>
+      <w:r>
+        <w:t xml:space="preserve"> </w:t>
+      </w:r>
+      <w:r>
+        <w:rPr>
+          <w:rStyle w:val="VerbatimChar"/>
+        </w:rPr>
+        <w:t xml:space="preserve">Exec format error</w:t>
+      </w:r>
+      <w:r>
+        <w:t xml:space="preserve"> </w:t>
+      </w:r>
+      <w:r>
+        <w:t xml:space="preserve">mass-FAIL (observed 2026-06-16; NOT a product defect —</w:t>
+      </w:r>
+      <w:r>
+        <w:t xml:space="preserve"> </w:t>
+      </w:r>
+      <w:r>
+        <w:rPr>
+          <w:rStyle w:val="VerbatimChar"/>
+        </w:rPr>
+        <w:t xml:space="preserve">setup.sh</w:t>
+      </w:r>
+      <w:r>
+        <w:t xml:space="preserve"> </w:t>
+      </w:r>
+      <w:r>
+        <w:t xml:space="preserve">run_all</w:t>
+      </w:r>
+      <w:r>
+        <w:t xml:space="preserve"> </w:t>
+      </w:r>
+      <w:r>
+        <w:rPr>
+          <w:rStyle w:val="VerbatimChar"/>
+        </w:rPr>
+        <w:t xml:space="preserve">55/0/6</w:t>
+      </w:r>
+      <w:r>
+        <w:t xml:space="preserve"> </w:t>
+      </w:r>
+      <w:r>
+        <w:t xml:space="preserve">+ installed-binary smoke GREEN the same session; removing the stale</w:t>
+      </w:r>
+      <w:r>
+        <w:t xml:space="preserve"> </w:t>
+      </w:r>
+      <w:r>
+        <w:rPr>
+          <w:rStyle w:val="VerbatimChar"/>
+        </w:rPr>
+        <w:t xml:space="preserve">tmux/build/</w:t>
+      </w:r>
+      <w:r>
+        <w:t xml:space="preserve"> </w:t>
+      </w:r>
+      <w:r>
+        <w:t xml:space="preserve">then gave</w:t>
+      </w:r>
+      <w:r>
+        <w:t xml:space="preserve"> </w:t>
+      </w:r>
+      <w:r>
+        <w:rPr>
+          <w:rStyle w:val="VerbatimChar"/>
+        </w:rPr>
+        <w:t xml:space="preserve">not executable</w:t>
+      </w:r>
+      <w:r>
+        <w:t xml:space="preserve"> </w:t>
+      </w:r>
+      <w:r>
+        <w:t xml:space="preserve">because run_all expects that path).</w:t>
+      </w:r>
+      <w:r>
+        <w:t xml:space="preserve"> </w:t>
+      </w:r>
+      <w:r>
+        <w:rPr>
+          <w:b/>
+          <w:bCs/>
+        </w:rPr>
+        <w:t xml:space="preserve">Fix</w:t>
+      </w:r>
+      <w:r>
+        <w:rPr>
+          <w:b/>
+          <w:bCs/>
+        </w:rPr>
+        <w:t xml:space="preserve"> </w:t>
+      </w:r>
+      <w:r>
+        <w:rPr>
+          <w:b/>
+          <w:bCs/>
+        </w:rPr>
+        <w:t xml:space="preserve">direction:</w:t>
+      </w:r>
+      <w:r>
+        <w:t xml:space="preserve"> </w:t>
+      </w:r>
+      <w:r>
+        <w:t xml:space="preserve">make run_all.sh OS-aware (prefer</w:t>
+      </w:r>
+      <w:r>
+        <w:t xml:space="preserve"> </w:t>
+      </w:r>
+      <w:r>
+        <w:rPr>
+          <w:rStyle w:val="VerbatimChar"/>
+        </w:rPr>
+        <w:t xml:space="preserve">tmux/build-darwin/</w:t>
+      </w:r>
+      <w:r>
+        <w:t xml:space="preserve"> </w:t>
+      </w:r>
+      <w:r>
+        <w:t xml:space="preserve">on Darwin) OR</w:t>
+      </w:r>
+      <w:r>
+        <w:t xml:space="preserve"> </w:t>
+      </w:r>
+      <w:r>
+        <w:t xml:space="preserve">document that native-macOS validation is</w:t>
+      </w:r>
+      <w:r>
+        <w:t xml:space="preserve"> </w:t>
+      </w:r>
+      <w:r>
+        <w:rPr>
+          <w:rStyle w:val="VerbatimChar"/>
+        </w:rPr>
+        <w:t xml:space="preserve">setup.sh</w:t>
+      </w:r>
+      <w:r>
+        <w:t xml:space="preserve">-only and run_all.sh is the</w:t>
+      </w:r>
+      <w:r>
+        <w:t xml:space="preserve"> </w:t>
+      </w:r>
+      <w:r>
+        <w:t xml:space="preserve">containerized path. Captured-evidence requirement: a clean native-macOS run_all GREEN</w:t>
+      </w:r>
+      <w:r>
+        <w:t xml:space="preserve"> </w:t>
+      </w:r>
+      <w:r>
+        <w:t xml:space="preserve">after the fix.</w:t>
+      </w:r>
+    </w:p>
     <w:bookmarkEnd w:id="108"/>
+    <w:bookmarkStart w:id="109" w:name="X16dd128cf18b6fd9f206fbfc0ace0e75dbd93b0"/>
+    <w:p>
+      <w:pPr>
+        <w:pStyle w:val="Heading3"/>
+      </w:pPr>
+      <w:r>
+        <w:t xml:space="preserve">D4. TMPDIR-HARDCODE-001 — tests hardcoding /tmp false-FAIL under host disk-pressure</w:t>
+      </w:r>
+    </w:p>
+    <w:p>
+      <w:pPr>
+        <w:pStyle w:val="FirstParagraph"/>
+      </w:pPr>
+      <w:r>
+        <w:rPr>
+          <w:b/>
+          <w:bCs/>
+        </w:rPr>
+        <w:t xml:space="preserve">Identity note (§11.4.54, 2026-09-29):</w:t>
+      </w:r>
+      <w:r>
+        <w:t xml:space="preserve"> </w:t>
+      </w:r>
+      <w:r>
+        <w:t xml:space="preserve">originally filed under block code</w:t>
+      </w:r>
+      <w:r>
+        <w:t xml:space="preserve"> </w:t>
+      </w:r>
+      <w:r>
+        <w:rPr>
+          <w:rStyle w:val="VerbatimChar"/>
+        </w:rPr>
+        <w:t xml:space="preserve">D2</w:t>
+      </w:r>
+      <w:r>
+        <w:t xml:space="preserve"> </w:t>
+      </w:r>
+      <w:r>
+        <w:t xml:space="preserve">with no</w:t>
+      </w:r>
+      <w:r>
+        <w:t xml:space="preserve"> </w:t>
+      </w:r>
+      <w:r>
+        <w:rPr>
+          <w:rStyle w:val="VerbatimChar"/>
+        </w:rPr>
+        <w:t xml:space="preserve">**TMX-ID:**</w:t>
+      </w:r>
+      <w:r>
+        <w:t xml:space="preserve"> </w:t>
+      </w:r>
+      <w:r>
+        <w:t xml:space="preserve">line at all — status already read</w:t>
+      </w:r>
+      <w:r>
+        <w:t xml:space="preserve"> </w:t>
+      </w:r>
+      <w:r>
+        <w:rPr>
+          <w:rStyle w:val="VerbatimChar"/>
+        </w:rPr>
+        <w:t xml:space="preserve">Fixed (→ Fixed.md)</w:t>
+      </w:r>
+      <w:r>
+        <w:t xml:space="preserve"> </w:t>
+      </w:r>
+      <w:r>
+        <w:t xml:space="preserve">but</w:t>
+      </w:r>
+      <w:r>
+        <w:t xml:space="preserve"> </w:t>
+      </w:r>
+      <w:r>
+        <w:t xml:space="preserve">the item was never actually migrated (current_location stayed</w:t>
+      </w:r>
+      <w:r>
+        <w:t xml:space="preserve"> </w:t>
+      </w:r>
+      <w:r>
+        <w:rPr>
+          <w:rStyle w:val="VerbatimChar"/>
+        </w:rPr>
+        <w:t xml:space="preserve">Issues</w:t>
+      </w:r>
+      <w:r>
+        <w:t xml:space="preserve"> </w:t>
+      </w:r>
+      <w:r>
+        <w:t xml:space="preserve">in the</w:t>
+      </w:r>
+      <w:r>
+        <w:t xml:space="preserve"> </w:t>
+      </w:r>
+      <w:r>
+        <w:t xml:space="preserve">SSoT DB, where the row already existed as</w:t>
+      </w:r>
+      <w:r>
+        <w:t xml:space="preserve"> </w:t>
+      </w:r>
+      <w:r>
+        <w:rPr>
+          <w:rStyle w:val="VerbatimChar"/>
+        </w:rPr>
+        <w:t xml:space="preserve">TMX-092</w:t>
+      </w:r>
+      <w:r>
+        <w:t xml:space="preserve"> </w:t>
+      </w:r>
+      <w:r>
+        <w:t xml:space="preserve">with</w:t>
+      </w:r>
+      <w:r>
+        <w:t xml:space="preserve"> </w:t>
+      </w:r>
+      <w:r>
+        <w:rPr>
+          <w:rStyle w:val="VerbatimChar"/>
+        </w:rPr>
+        <w:t xml:space="preserve">status=Completed</w:t>
+      </w:r>
+      <w:r>
+        <w:t xml:space="preserve">).</w:t>
+      </w:r>
+      <w:r>
+        <w:t xml:space="preserve"> </w:t>
+      </w:r>
+      <w:r>
+        <w:t xml:space="preserve">Renumbered</w:t>
+      </w:r>
+      <w:r>
+        <w:t xml:space="preserve"> </w:t>
+      </w:r>
+      <w:r>
+        <w:rPr>
+          <w:rStyle w:val="VerbatimChar"/>
+        </w:rPr>
+        <w:t xml:space="preserve">D2</w:t>
+      </w:r>
+      <w:r>
+        <w:t xml:space="preserve"> </w:t>
+      </w:r>
+      <w:r>
+        <w:t xml:space="preserve">→</w:t>
+      </w:r>
+      <w:r>
+        <w:t xml:space="preserve"> </w:t>
+      </w:r>
+      <w:r>
+        <w:rPr>
+          <w:rStyle w:val="VerbatimChar"/>
+        </w:rPr>
+        <w:t xml:space="preserve">D4</w:t>
+      </w:r>
+      <w:r>
+        <w:t xml:space="preserve"> </w:t>
+      </w:r>
+      <w:r>
+        <w:t xml:space="preserve">(the next free</w:t>
+      </w:r>
+      <w:r>
+        <w:t xml:space="preserve"> </w:t>
+      </w:r>
+      <w:r>
+        <w:rPr>
+          <w:rStyle w:val="VerbatimChar"/>
+        </w:rPr>
+        <w:t xml:space="preserve">D</w:t>
+      </w:r>
+      <w:r>
+        <w:t xml:space="preserve">-category ordinal) before closure:</w:t>
+      </w:r>
+      <w:r>
+        <w:t xml:space="preserve"> </w:t>
+      </w:r>
+      <w:r>
+        <w:rPr>
+          <w:rStyle w:val="VerbatimChar"/>
+        </w:rPr>
+        <w:t xml:space="preserve">D2</w:t>
+      </w:r>
+      <w:r>
+        <w:t xml:space="preserve"> </w:t>
+      </w:r>
+      <w:r>
+        <w:t xml:space="preserve">in Fixed.md was already held by the unrelated</w:t>
+      </w:r>
+      <w:r>
+        <w:t xml:space="preserve"> </w:t>
+      </w:r>
+      <w:r>
+        <w:rPr>
+          <w:rStyle w:val="VerbatimChar"/>
+        </w:rPr>
+        <w:t xml:space="preserve">TMX-096</w:t>
+      </w:r>
+      <w:r>
+        <w:t xml:space="preserve"> </w:t>
+      </w:r>
+      <w:r>
+        <w:t xml:space="preserve">("Per-session</w:t>
+      </w:r>
+      <w:r>
+        <w:t xml:space="preserve"> </w:t>
+      </w:r>
+      <w:r>
+        <w:t xml:space="preserve">color via name:color[:ignored]"), and block codes are category-local, NOT</w:t>
+      </w:r>
+      <w:r>
+        <w:t xml:space="preserve"> </w:t>
+      </w:r>
+      <w:r>
+        <w:t xml:space="preserve">unique across the two trackers, so closing under</w:t>
+      </w:r>
+      <w:r>
+        <w:t xml:space="preserve"> </w:t>
+      </w:r>
+      <w:r>
+        <w:rPr>
+          <w:rStyle w:val="VerbatimChar"/>
+        </w:rPr>
+        <w:t xml:space="preserve">D2</w:t>
+      </w:r>
+      <w:r>
+        <w:t xml:space="preserve"> </w:t>
+      </w:r>
+      <w:r>
+        <w:t xml:space="preserve">would have collided.</w:t>
+      </w:r>
+    </w:p>
+    <w:p>
+      <w:pPr>
+        <w:pStyle w:val="BodyText"/>
+      </w:pPr>
+      <w:r>
+        <w:rPr>
+          <w:b/>
+          <w:bCs/>
+        </w:rPr>
+        <w:t xml:space="preserve">TMX-ID:</w:t>
+      </w:r>
+      <w:r>
+        <w:t xml:space="preserve"> </w:t>
+      </w:r>
+      <w:r>
+        <w:t xml:space="preserve">TMX-092</w:t>
+      </w:r>
+      <w:r>
+        <w:t xml:space="preserve"> </w:t>
+      </w:r>
+      <w:r>
+        <w:rPr>
+          <w:b/>
+          <w:bCs/>
+        </w:rPr>
+        <w:t xml:space="preserve">Status:</w:t>
+      </w:r>
+      <w:r>
+        <w:t xml:space="preserve"> </w:t>
+      </w:r>
+      <w:r>
+        <w:t xml:space="preserve">Completed (→ Fixed.md)</w:t>
+      </w:r>
+      <w:r>
+        <w:t xml:space="preserve"> </w:t>
+      </w:r>
+      <w:r>
+        <w:rPr>
+          <w:b/>
+          <w:bCs/>
+        </w:rPr>
+        <w:t xml:space="preserve">Type:</w:t>
+      </w:r>
+      <w:r>
+        <w:t xml:space="preserve"> </w:t>
+      </w:r>
+      <w:r>
+        <w:t xml:space="preserve">Task</w:t>
+      </w:r>
+    </w:p>
+    <w:p>
+      <w:pPr>
+        <w:pStyle w:val="BodyText"/>
+      </w:pPr>
+      <w:r>
+        <w:t xml:space="preserve">CLOSED v1.0.27. Several tests create scratch under a hardcoded</w:t>
+      </w:r>
+      <w:r>
+        <w:t xml:space="preserve"> </w:t>
+      </w:r>
+      <w:r>
+        <w:rPr>
+          <w:rStyle w:val="VerbatimChar"/>
+        </w:rPr>
+        <w:t xml:space="preserve">/tmp</w:t>
+      </w:r>
+      <w:r>
+        <w:t xml:space="preserve"> </w:t>
+      </w:r>
+      <w:r>
+        <w:t xml:space="preserve">(e.g.</w:t>
+      </w:r>
+      <w:r>
+        <w:t xml:space="preserve"> </w:t>
+      </w:r>
+      <w:r>
+        <w:rPr>
+          <w:rStyle w:val="VerbatimChar"/>
+        </w:rPr>
+        <w:t xml:space="preserve">27_state_persistence.sh</w:t>
+      </w:r>
+      <w:r>
+        <w:t xml:space="preserve"> </w:t>
+      </w:r>
+      <w:r>
+        <w:t xml:space="preserve">target</w:t>
+      </w:r>
+      <w:r>
+        <w:t xml:space="preserve"> </w:t>
+      </w:r>
+      <w:r>
+        <w:rPr>
+          <w:rStyle w:val="VerbatimChar"/>
+        </w:rPr>
+        <w:t xml:space="preserve">tmx-test-18-target-*</w:t>
+      </w:r>
+      <w:r>
+        <w:t xml:space="preserve">). When the host root volume is full (observed 2026-06-16</w:t>
+      </w:r>
+      <w:r>
+        <w:t xml:space="preserve"> </w:t>
+      </w:r>
+      <w:r>
+        <w:t xml:space="preserve">on macOS,</w:t>
+      </w:r>
+      <w:r>
+        <w:t xml:space="preserve"> </w:t>
+      </w:r>
+      <w:r>
+        <w:rPr>
+          <w:rStyle w:val="VerbatimChar"/>
+        </w:rPr>
+        <w:t xml:space="preserve">/</w:t>
+      </w:r>
+      <w:r>
+        <w:t xml:space="preserve"> </w:t>
+      </w:r>
+      <w:r>
+        <w:t xml:space="preserve">at &lt;200 MiB during the operator's away-window), the</w:t>
+      </w:r>
+      <w:r>
+        <w:t xml:space="preserve"> </w:t>
+      </w:r>
+      <w:r>
+        <w:rPr>
+          <w:rStyle w:val="VerbatimChar"/>
+        </w:rPr>
+        <w:t xml:space="preserve">cd</w:t>
+      </w:r>
+      <w:r>
+        <w:t xml:space="preserve">/mkdir into</w:t>
+      </w:r>
+      <w:r>
+        <w:t xml:space="preserve"> </w:t>
+      </w:r>
+      <w:r>
+        <w:rPr>
+          <w:rStyle w:val="VerbatimChar"/>
+        </w:rPr>
+        <w:t xml:space="preserve">/tmp</w:t>
+      </w:r>
+      <w:r>
+        <w:t xml:space="preserve"> </w:t>
+      </w:r>
+      <w:r>
+        <w:t xml:space="preserve">fails →</w:t>
+      </w:r>
+      <w:r>
+        <w:t xml:space="preserve"> </w:t>
+      </w:r>
+      <w:r>
+        <w:rPr>
+          <w:rStyle w:val="VerbatimChar"/>
+        </w:rPr>
+        <w:t xml:space="preserve">pane_current_path=''</w:t>
+      </w:r>
+      <w:r>
+        <w:t xml:space="preserve"> </w:t>
+      </w:r>
+      <w:r>
+        <w:t xml:space="preserve">false-FAIL instead of an honest §11.4.3 SKIP-with-reason.</w:t>
+      </w:r>
+      <w:r>
+        <w:t xml:space="preserve"> </w:t>
+      </w:r>
+      <w:r>
+        <w:t xml:space="preserve">The tests pass normally + standalone (27</w:t>
+      </w:r>
+      <w:r>
+        <w:t xml:space="preserve"> </w:t>
+      </w:r>
+      <w:r>
+        <w:rPr>
+          <w:rStyle w:val="VerbatimChar"/>
+        </w:rPr>
+        <w:t xml:space="preserve">3/3</w:t>
+      </w:r>
+      <w:r>
+        <w:t xml:space="preserve">, 38</w:t>
+      </w:r>
+      <w:r>
+        <w:t xml:space="preserve"> </w:t>
+      </w:r>
+      <w:r>
+        <w:rPr>
+          <w:rStyle w:val="VerbatimChar"/>
+        </w:rPr>
+        <w:t xml:space="preserve">3/3</w:t>
+      </w:r>
+      <w:r>
+        <w:t xml:space="preserve">, 43</w:t>
+      </w:r>
+      <w:r>
+        <w:t xml:space="preserve"> </w:t>
+      </w:r>
+      <w:r>
+        <w:rPr>
+          <w:rStyle w:val="VerbatimChar"/>
+        </w:rPr>
+        <w:t xml:space="preserve">15/0</w:t>
+      </w:r>
+      <w:r>
+        <w:t xml:space="preserve"> </w:t>
+      </w:r>
+      <w:r>
+        <w:t xml:space="preserve">re-run the same</w:t>
+      </w:r>
+      <w:r>
+        <w:t xml:space="preserve"> </w:t>
+      </w:r>
+      <w:r>
+        <w:t xml:space="preserve">session) — the failure is purely the abnormal host-disk condition (a §11.4.1 FAIL-bluff</w:t>
+      </w:r>
+      <w:r>
+        <w:t xml:space="preserve"> </w:t>
+      </w:r>
+      <w:r>
+        <w:t xml:space="preserve">class: environment, not product).</w:t>
+      </w:r>
+      <w:r>
+        <w:t xml:space="preserve"> </w:t>
+      </w:r>
+      <w:r>
+        <w:rPr>
+          <w:b/>
+          <w:bCs/>
+        </w:rPr>
+        <w:t xml:space="preserve">Fix direction:</w:t>
+      </w:r>
+      <w:r>
+        <w:t xml:space="preserve"> </w:t>
+      </w:r>
+      <w:r>
+        <w:t xml:space="preserve">route test scratch through</w:t>
+      </w:r>
+      <w:r>
+        <w:t xml:space="preserve"> </w:t>
+      </w:r>
+      <w:r>
+        <w:rPr>
+          <w:rStyle w:val="VerbatimChar"/>
+        </w:rPr>
+        <w:t xml:space="preserve">$TMPDIR</w:t>
+      </w:r>
+      <w:r>
+        <w:t xml:space="preserve"> </w:t>
+      </w:r>
+      <w:r>
+        <w:t xml:space="preserve">(operator now sets</w:t>
+      </w:r>
+      <w:r>
+        <w:t xml:space="preserve"> </w:t>
+      </w:r>
+      <w:r>
+        <w:rPr>
+          <w:rStyle w:val="VerbatimChar"/>
+        </w:rPr>
+        <w:t xml:space="preserve">/Volumes/T7/tmp</w:t>
+      </w:r>
+      <w:r>
+        <w:t xml:space="preserve"> </w:t>
+      </w:r>
+      <w:r>
+        <w:t xml:space="preserve">via ~/.zshrc + ~/.bashrc) OR guard each test on</w:t>
+      </w:r>
+      <w:r>
+        <w:t xml:space="preserve"> </w:t>
+      </w:r>
+      <w:r>
+        <w:rPr>
+          <w:rStyle w:val="VerbatimChar"/>
+        </w:rPr>
+        <w:t xml:space="preserve">/tmp</w:t>
+      </w:r>
+      <w:r>
+        <w:t xml:space="preserve"> </w:t>
+      </w:r>
+      <w:r>
+        <w:t xml:space="preserve">writability and SKIP-with-reason (§11.4.3/§11.4.50). Captured-evidence requirement:</w:t>
+      </w:r>
+      <w:r>
+        <w:t xml:space="preserve"> </w:t>
+      </w:r>
+      <w:r>
+        <w:t xml:space="preserve">an induced-disk-full run shows SKIP-with-reason, not FAIL.</w:t>
+      </w:r>
+    </w:p>
+    <w:bookmarkEnd w:id="109"/>
+    <w:bookmarkEnd w:id="110"/>
+    <w:bookmarkEnd w:id="111"/>
     <w:sectPr>
       <w:footnotePr>
         <w:numRestart w:val="eachSect"/>
@@ -62495,6 +64710,9 @@
     <w:abstractNumId w:val="991"/>
   </w:num>
   <w:num w:numId="1165">
+    <w:abstractNumId w:val="991"/>
+  </w:num>
+  <w:num w:numId="1166">
     <w:abstractNumId w:val="991"/>
   </w:num>
 </w:numbering>
